--- a/docs/Комарова В.А. ИСПк-402-52-00 Первичный анализ.docx
+++ b/docs/Комарова В.А. ИСПк-402-52-00 Первичный анализ.docx
@@ -4,841 +4,21 @@
   <w:body>
     <w:p>
       <w:pPr>
-        <w:pBdr>
-          <w:top w:val="nil"/>
-          <w:left w:val="nil"/>
-          <w:bottom w:val="nil"/>
-          <w:right w:val="nil"/>
-          <w:between w:val="nil"/>
-        </w:pBdr>
-        <w:ind w:firstLine="0"/>
-        <w:jc w:val="center"/>
-        <w:rPr>
-          <w:rFonts w:eastAsia="Quattrocento Sans" w:cs="Times New Roman"/>
-          <w:color w:val="000000"/>
-          <w:sz w:val="28"/>
-          <w:szCs w:val="28"/>
-        </w:rPr>
-      </w:pPr>
-      <w:bookmarkStart w:id="0" w:name="OLE_LINK2"/>
-      <w:bookmarkStart w:id="1" w:name="OLE_LINK3"/>
-      <w:r>
-        <w:rPr>
-          <w:rFonts w:eastAsia="Times New Roman" w:cs="Times New Roman"/>
-          <w:color w:val="000000"/>
-          <w:sz w:val="28"/>
-          <w:szCs w:val="28"/>
-        </w:rPr>
-        <w:t>Министерство науки и высшего образования Российской Федерации</w:t>
-      </w:r>
-    </w:p>
-    <w:p>
-      <w:pPr>
-        <w:pBdr>
-          <w:top w:val="nil"/>
-          <w:left w:val="nil"/>
-          <w:bottom w:val="nil"/>
-          <w:right w:val="nil"/>
-          <w:between w:val="nil"/>
-        </w:pBdr>
-        <w:ind w:firstLine="0"/>
-        <w:jc w:val="center"/>
-        <w:rPr>
-          <w:rFonts w:eastAsia="Quattrocento Sans" w:cs="Times New Roman"/>
-          <w:color w:val="000000"/>
-          <w:sz w:val="28"/>
-          <w:szCs w:val="28"/>
-        </w:rPr>
-      </w:pPr>
-      <w:r>
-        <w:rPr>
-          <w:rFonts w:eastAsia="Times New Roman" w:cs="Times New Roman"/>
-          <w:color w:val="000000"/>
-          <w:sz w:val="28"/>
-          <w:szCs w:val="28"/>
-        </w:rPr>
-        <w:t>Федеральное государственное бюджетное образовательное учреждение</w:t>
-      </w:r>
-    </w:p>
-    <w:p>
-      <w:pPr>
-        <w:pBdr>
-          <w:top w:val="nil"/>
-          <w:left w:val="nil"/>
-          <w:bottom w:val="nil"/>
-          <w:right w:val="nil"/>
-          <w:between w:val="nil"/>
-        </w:pBdr>
-        <w:ind w:firstLine="0"/>
-        <w:jc w:val="center"/>
-        <w:rPr>
-          <w:rFonts w:eastAsia="Quattrocento Sans" w:cs="Times New Roman"/>
-          <w:color w:val="000000"/>
-          <w:sz w:val="28"/>
-          <w:szCs w:val="28"/>
-        </w:rPr>
-      </w:pPr>
-      <w:r>
-        <w:rPr>
-          <w:rFonts w:eastAsia="Times New Roman" w:cs="Times New Roman"/>
-          <w:color w:val="000000"/>
-          <w:sz w:val="28"/>
-          <w:szCs w:val="28"/>
-        </w:rPr>
-        <w:t>высшего образования</w:t>
-      </w:r>
-    </w:p>
-    <w:p>
-      <w:pPr>
-        <w:pBdr>
-          <w:top w:val="nil"/>
-          <w:left w:val="nil"/>
-          <w:bottom w:val="nil"/>
-          <w:right w:val="nil"/>
-          <w:between w:val="nil"/>
-        </w:pBdr>
-        <w:ind w:firstLine="0"/>
-        <w:jc w:val="center"/>
-        <w:rPr>
-          <w:rFonts w:eastAsia="Quattrocento Sans" w:cs="Times New Roman"/>
-          <w:color w:val="000000"/>
-          <w:sz w:val="28"/>
-          <w:szCs w:val="28"/>
-        </w:rPr>
-      </w:pPr>
-      <w:r>
-        <w:rPr>
-          <w:rFonts w:eastAsia="Times New Roman" w:cs="Times New Roman"/>
-          <w:color w:val="000000"/>
-          <w:sz w:val="28"/>
-          <w:szCs w:val="28"/>
-        </w:rPr>
-        <w:t>«Вятский государственный университет»</w:t>
-      </w:r>
-    </w:p>
-    <w:p>
-      <w:pPr>
-        <w:pBdr>
-          <w:top w:val="nil"/>
-          <w:left w:val="nil"/>
-          <w:bottom w:val="nil"/>
-          <w:right w:val="nil"/>
-          <w:between w:val="nil"/>
-        </w:pBdr>
-        <w:ind w:firstLine="0"/>
-        <w:jc w:val="center"/>
-        <w:rPr>
-          <w:rFonts w:eastAsia="Quattrocento Sans" w:cs="Times New Roman"/>
-          <w:color w:val="000000"/>
-          <w:sz w:val="28"/>
-          <w:szCs w:val="28"/>
-        </w:rPr>
-      </w:pPr>
-      <w:r>
-        <w:rPr>
-          <w:rFonts w:eastAsia="Times New Roman" w:cs="Times New Roman"/>
-          <w:color w:val="000000"/>
-          <w:sz w:val="28"/>
-          <w:szCs w:val="28"/>
-        </w:rPr>
-        <w:t>Колледж </w:t>
-      </w:r>
-      <w:proofErr w:type="spellStart"/>
-      <w:r>
-        <w:rPr>
-          <w:rFonts w:eastAsia="Times New Roman" w:cs="Times New Roman"/>
-          <w:color w:val="000000"/>
-          <w:sz w:val="28"/>
-          <w:szCs w:val="28"/>
-        </w:rPr>
-        <w:t>ВятГУ</w:t>
-      </w:r>
-      <w:proofErr w:type="spellEnd"/>
-    </w:p>
-    <w:p>
-      <w:pPr>
-        <w:pBdr>
-          <w:top w:val="nil"/>
-          <w:left w:val="nil"/>
-          <w:bottom w:val="nil"/>
-          <w:right w:val="nil"/>
-          <w:between w:val="nil"/>
-        </w:pBdr>
-        <w:jc w:val="center"/>
-        <w:rPr>
-          <w:rFonts w:eastAsia="Quattrocento Sans" w:cs="Times New Roman"/>
-          <w:color w:val="000000"/>
-          <w:sz w:val="28"/>
-          <w:szCs w:val="28"/>
-        </w:rPr>
-      </w:pPr>
-      <w:r>
-        <w:rPr>
-          <w:rFonts w:eastAsia="Times New Roman" w:cs="Times New Roman"/>
-          <w:color w:val="000000"/>
-          <w:sz w:val="28"/>
-          <w:szCs w:val="28"/>
-        </w:rPr>
-        <w:t> </w:t>
-      </w:r>
-    </w:p>
-    <w:p>
-      <w:pPr>
-        <w:pBdr>
-          <w:top w:val="nil"/>
-          <w:left w:val="nil"/>
-          <w:bottom w:val="nil"/>
-          <w:right w:val="nil"/>
-          <w:between w:val="nil"/>
-        </w:pBdr>
-        <w:rPr>
-          <w:rFonts w:eastAsia="Quattrocento Sans" w:cs="Times New Roman"/>
-          <w:color w:val="000000"/>
-          <w:sz w:val="28"/>
-          <w:szCs w:val="28"/>
-        </w:rPr>
-      </w:pPr>
-    </w:p>
-    <w:p>
-      <w:pPr>
-        <w:pBdr>
-          <w:top w:val="nil"/>
-          <w:left w:val="nil"/>
-          <w:bottom w:val="nil"/>
-          <w:right w:val="nil"/>
-          <w:between w:val="nil"/>
-        </w:pBdr>
-        <w:rPr>
-          <w:rFonts w:eastAsia="Quattrocento Sans" w:cs="Times New Roman"/>
-          <w:color w:val="000000"/>
-          <w:sz w:val="28"/>
-          <w:szCs w:val="28"/>
-        </w:rPr>
-      </w:pPr>
-    </w:p>
-    <w:p>
-      <w:pPr>
-        <w:pBdr>
-          <w:top w:val="nil"/>
-          <w:left w:val="nil"/>
-          <w:bottom w:val="nil"/>
-          <w:right w:val="nil"/>
-          <w:between w:val="nil"/>
-        </w:pBdr>
-        <w:rPr>
-          <w:rFonts w:eastAsia="Quattrocento Sans" w:cs="Times New Roman"/>
-          <w:color w:val="000000"/>
-          <w:sz w:val="28"/>
-          <w:szCs w:val="28"/>
-        </w:rPr>
-      </w:pPr>
-      <w:r>
-        <w:rPr>
-          <w:rFonts w:eastAsia="Times New Roman" w:cs="Times New Roman"/>
-          <w:color w:val="000000"/>
-          <w:sz w:val="28"/>
-          <w:szCs w:val="28"/>
-        </w:rPr>
-        <w:t> </w:t>
-      </w:r>
-    </w:p>
-    <w:p>
-      <w:pPr>
-        <w:pBdr>
-          <w:top w:val="nil"/>
-          <w:left w:val="nil"/>
-          <w:bottom w:val="nil"/>
-          <w:right w:val="nil"/>
-          <w:between w:val="nil"/>
-        </w:pBdr>
-        <w:ind w:firstLine="0"/>
-        <w:jc w:val="center"/>
-        <w:rPr>
-          <w:rFonts w:eastAsia="Times New Roman" w:cs="Times New Roman"/>
-          <w:b/>
-          <w:bCs/>
-          <w:color w:val="000000" w:themeColor="text1"/>
-          <w:sz w:val="28"/>
-          <w:szCs w:val="28"/>
-        </w:rPr>
-      </w:pPr>
-    </w:p>
-    <w:p>
-      <w:pPr>
-        <w:pBdr>
-          <w:top w:val="nil"/>
-          <w:left w:val="nil"/>
-          <w:bottom w:val="nil"/>
-          <w:right w:val="nil"/>
-          <w:between w:val="nil"/>
-        </w:pBdr>
-        <w:ind w:firstLine="0"/>
-        <w:jc w:val="center"/>
-        <w:rPr>
-          <w:rFonts w:eastAsia="Quattrocento Sans" w:cs="Times New Roman"/>
-          <w:color w:val="000000"/>
-          <w:sz w:val="28"/>
-          <w:szCs w:val="28"/>
-        </w:rPr>
-      </w:pPr>
-      <w:r>
-        <w:rPr>
-          <w:rFonts w:eastAsia="Times New Roman" w:cs="Times New Roman"/>
-          <w:color w:val="000000" w:themeColor="text1"/>
-          <w:sz w:val="28"/>
-          <w:szCs w:val="28"/>
-        </w:rPr>
-        <w:t>Первичный анализ продукта</w:t>
-      </w:r>
-    </w:p>
-    <w:p>
-      <w:pPr>
-        <w:pBdr>
-          <w:top w:val="nil"/>
-          <w:left w:val="nil"/>
-          <w:bottom w:val="nil"/>
-          <w:right w:val="nil"/>
-          <w:between w:val="nil"/>
-        </w:pBdr>
-        <w:rPr>
-          <w:rFonts w:eastAsia="Times New Roman" w:cs="Times New Roman"/>
-          <w:b/>
-          <w:color w:val="000000"/>
-          <w:sz w:val="28"/>
-          <w:szCs w:val="28"/>
-        </w:rPr>
-      </w:pPr>
-    </w:p>
-    <w:p>
-      <w:pPr>
-        <w:pBdr>
-          <w:top w:val="nil"/>
-          <w:left w:val="nil"/>
-          <w:bottom w:val="nil"/>
-          <w:right w:val="nil"/>
-          <w:between w:val="nil"/>
-        </w:pBdr>
-        <w:rPr>
-          <w:rFonts w:eastAsia="Quattrocento Sans" w:cs="Times New Roman"/>
-          <w:color w:val="000000"/>
-          <w:sz w:val="28"/>
-          <w:szCs w:val="28"/>
-        </w:rPr>
-      </w:pPr>
-    </w:p>
-    <w:p>
-      <w:pPr>
-        <w:pBdr>
-          <w:top w:val="nil"/>
-          <w:left w:val="nil"/>
-          <w:bottom w:val="nil"/>
-          <w:right w:val="nil"/>
-          <w:between w:val="nil"/>
-        </w:pBdr>
-        <w:rPr>
-          <w:rFonts w:eastAsia="Quattrocento Sans" w:cs="Times New Roman"/>
-          <w:color w:val="000000"/>
-          <w:sz w:val="28"/>
-          <w:szCs w:val="28"/>
-        </w:rPr>
-      </w:pPr>
-      <w:r>
-        <w:rPr>
-          <w:rFonts w:eastAsia="Times New Roman" w:cs="Times New Roman"/>
-          <w:color w:val="000000"/>
-          <w:sz w:val="28"/>
-          <w:szCs w:val="28"/>
-        </w:rPr>
-        <w:t> </w:t>
-      </w:r>
-    </w:p>
-    <w:p>
-      <w:pPr>
-        <w:pBdr>
-          <w:top w:val="nil"/>
-          <w:left w:val="nil"/>
-          <w:bottom w:val="nil"/>
-          <w:right w:val="nil"/>
-          <w:between w:val="nil"/>
-        </w:pBdr>
-        <w:rPr>
-          <w:rFonts w:eastAsia="Times New Roman" w:cs="Times New Roman"/>
-          <w:color w:val="000000"/>
-          <w:sz w:val="28"/>
-          <w:szCs w:val="28"/>
-        </w:rPr>
-      </w:pPr>
-    </w:p>
-    <w:p>
-      <w:pPr>
-        <w:pBdr>
-          <w:top w:val="nil"/>
-          <w:left w:val="nil"/>
-          <w:bottom w:val="nil"/>
-          <w:right w:val="nil"/>
-          <w:between w:val="nil"/>
-        </w:pBdr>
-        <w:rPr>
-          <w:rFonts w:eastAsia="Times New Roman" w:cs="Times New Roman"/>
-          <w:color w:val="000000"/>
-          <w:sz w:val="28"/>
-          <w:szCs w:val="28"/>
-        </w:rPr>
-      </w:pPr>
-    </w:p>
-    <w:p>
-      <w:pPr>
-        <w:pBdr>
-          <w:top w:val="nil"/>
-          <w:left w:val="nil"/>
-          <w:bottom w:val="nil"/>
-          <w:right w:val="nil"/>
-          <w:between w:val="nil"/>
-        </w:pBdr>
-        <w:rPr>
-          <w:rFonts w:eastAsia="Quattrocento Sans" w:cs="Times New Roman"/>
-          <w:color w:val="000000"/>
-          <w:sz w:val="28"/>
-          <w:szCs w:val="28"/>
-        </w:rPr>
-      </w:pPr>
-    </w:p>
-    <w:p>
-      <w:pPr>
-        <w:pBdr>
-          <w:top w:val="nil"/>
-          <w:left w:val="nil"/>
-          <w:bottom w:val="nil"/>
-          <w:right w:val="nil"/>
-          <w:between w:val="nil"/>
-        </w:pBdr>
-        <w:rPr>
-          <w:rFonts w:eastAsia="Quattrocento Sans" w:cs="Times New Roman"/>
-          <w:color w:val="000000"/>
-          <w:sz w:val="28"/>
-          <w:szCs w:val="28"/>
-        </w:rPr>
-      </w:pPr>
-      <w:r>
-        <w:rPr>
-          <w:rFonts w:eastAsia="Times New Roman" w:cs="Times New Roman"/>
-          <w:color w:val="000000"/>
-          <w:sz w:val="28"/>
-          <w:szCs w:val="28"/>
-        </w:rPr>
-        <w:t> </w:t>
-      </w:r>
-    </w:p>
-    <w:p>
-      <w:pPr>
-        <w:pBdr>
-          <w:top w:val="nil"/>
-          <w:left w:val="nil"/>
-          <w:bottom w:val="nil"/>
-          <w:right w:val="nil"/>
-          <w:between w:val="nil"/>
-        </w:pBdr>
-        <w:ind w:left="2704" w:firstLine="2126"/>
-        <w:rPr>
-          <w:rFonts w:eastAsia="Quattrocento Sans" w:cs="Times New Roman"/>
-          <w:color w:val="000000"/>
-          <w:sz w:val="28"/>
-          <w:szCs w:val="28"/>
-        </w:rPr>
-      </w:pPr>
-      <w:r>
-        <w:rPr>
-          <w:rFonts w:eastAsia="Times New Roman" w:cs="Times New Roman"/>
-          <w:color w:val="000000"/>
-          <w:sz w:val="28"/>
-          <w:szCs w:val="28"/>
-        </w:rPr>
-        <w:t>Выполнил: студент учебной группы </w:t>
-      </w:r>
-    </w:p>
-    <w:p>
-      <w:pPr>
-        <w:pBdr>
-          <w:top w:val="nil"/>
-          <w:left w:val="nil"/>
-          <w:bottom w:val="nil"/>
-          <w:right w:val="nil"/>
-          <w:between w:val="nil"/>
-        </w:pBdr>
-        <w:ind w:left="5670" w:hanging="840"/>
-        <w:rPr>
-          <w:rFonts w:eastAsia="Times New Roman" w:cs="Times New Roman"/>
-          <w:color w:val="000000"/>
-          <w:sz w:val="28"/>
-          <w:szCs w:val="28"/>
-        </w:rPr>
-      </w:pPr>
-      <w:r>
-        <w:rPr>
-          <w:rFonts w:eastAsia="Times New Roman" w:cs="Times New Roman"/>
-          <w:color w:val="000000"/>
-          <w:sz w:val="28"/>
-          <w:szCs w:val="28"/>
-        </w:rPr>
-        <w:t>ИСПк-</w:t>
-      </w:r>
-      <w:r>
-        <w:rPr>
-          <w:rFonts w:eastAsia="Times New Roman" w:cs="Times New Roman"/>
-          <w:color w:val="000000"/>
-          <w:sz w:val="28"/>
-          <w:szCs w:val="28"/>
-        </w:rPr>
-        <w:t>4</w:t>
-      </w:r>
-      <w:r>
-        <w:rPr>
-          <w:rFonts w:eastAsia="Times New Roman" w:cs="Times New Roman"/>
-          <w:color w:val="000000"/>
-          <w:sz w:val="28"/>
-          <w:szCs w:val="28"/>
-        </w:rPr>
-        <w:t>0</w:t>
-      </w:r>
-      <w:r>
-        <w:rPr>
-          <w:rFonts w:eastAsia="Times New Roman" w:cs="Times New Roman"/>
-          <w:color w:val="000000"/>
-          <w:sz w:val="28"/>
-          <w:szCs w:val="28"/>
-        </w:rPr>
-        <w:t>2</w:t>
-      </w:r>
-      <w:r>
-        <w:rPr>
-          <w:rFonts w:eastAsia="Times New Roman" w:cs="Times New Roman"/>
-          <w:color w:val="000000"/>
-          <w:sz w:val="28"/>
-          <w:szCs w:val="28"/>
-        </w:rPr>
-        <w:t>-52-00</w:t>
-      </w:r>
-    </w:p>
-    <w:p>
-      <w:pPr>
-        <w:pBdr>
-          <w:top w:val="nil"/>
-          <w:left w:val="nil"/>
-          <w:bottom w:val="nil"/>
-          <w:right w:val="nil"/>
-          <w:between w:val="nil"/>
-        </w:pBdr>
-        <w:ind w:left="5670" w:hanging="840"/>
-        <w:rPr>
-          <w:rFonts w:eastAsia="Times New Roman" w:cs="Times New Roman"/>
-          <w:color w:val="000000"/>
-          <w:sz w:val="28"/>
-          <w:szCs w:val="28"/>
-        </w:rPr>
-      </w:pPr>
-      <w:r>
-        <w:rPr>
-          <w:rFonts w:eastAsia="Times New Roman" w:cs="Times New Roman"/>
-          <w:sz w:val="28"/>
-          <w:szCs w:val="28"/>
-        </w:rPr>
-        <w:t>Кома</w:t>
-      </w:r>
-      <w:r>
-        <w:rPr>
-          <w:rFonts w:eastAsia="Times New Roman" w:cs="Times New Roman"/>
-          <w:sz w:val="28"/>
-          <w:szCs w:val="28"/>
-        </w:rPr>
-        <w:t>рова</w:t>
-      </w:r>
-      <w:r>
-        <w:rPr>
-          <w:rFonts w:eastAsia="Times New Roman" w:cs="Times New Roman"/>
-          <w:sz w:val="28"/>
-          <w:szCs w:val="28"/>
-        </w:rPr>
-        <w:t xml:space="preserve"> </w:t>
-      </w:r>
-      <w:r>
-        <w:rPr>
-          <w:rFonts w:eastAsia="Times New Roman" w:cs="Times New Roman"/>
-          <w:sz w:val="28"/>
-          <w:szCs w:val="28"/>
-        </w:rPr>
-        <w:t>В</w:t>
-      </w:r>
-      <w:r>
-        <w:rPr>
-          <w:rFonts w:eastAsia="Times New Roman" w:cs="Times New Roman"/>
-          <w:sz w:val="28"/>
-          <w:szCs w:val="28"/>
-        </w:rPr>
-        <w:t>.</w:t>
-      </w:r>
-      <w:r>
-        <w:rPr>
-          <w:rFonts w:eastAsia="Times New Roman" w:cs="Times New Roman"/>
-          <w:sz w:val="28"/>
-          <w:szCs w:val="28"/>
-        </w:rPr>
-        <w:t>А</w:t>
-      </w:r>
-      <w:r>
-        <w:rPr>
-          <w:rFonts w:eastAsia="Times New Roman" w:cs="Times New Roman"/>
-          <w:sz w:val="28"/>
-          <w:szCs w:val="28"/>
-        </w:rPr>
-        <w:t>.</w:t>
-      </w:r>
-    </w:p>
-    <w:p>
-      <w:pPr>
-        <w:pBdr>
-          <w:top w:val="nil"/>
-          <w:left w:val="nil"/>
-          <w:bottom w:val="nil"/>
-          <w:right w:val="nil"/>
-          <w:between w:val="nil"/>
-        </w:pBdr>
-        <w:ind w:left="5670" w:hanging="840"/>
-        <w:rPr>
-          <w:rFonts w:eastAsia="Quattrocento Sans" w:cs="Times New Roman"/>
-          <w:color w:val="000000"/>
-          <w:sz w:val="28"/>
-          <w:szCs w:val="28"/>
-        </w:rPr>
-      </w:pPr>
-    </w:p>
-    <w:p>
-      <w:pPr>
-        <w:pBdr>
-          <w:top w:val="nil"/>
-          <w:left w:val="nil"/>
-          <w:bottom w:val="nil"/>
-          <w:right w:val="nil"/>
-          <w:between w:val="nil"/>
-        </w:pBdr>
-        <w:ind w:left="5670" w:hanging="840"/>
-        <w:rPr>
-          <w:rFonts w:eastAsia="Quattrocento Sans" w:cs="Times New Roman"/>
-          <w:color w:val="000000"/>
-          <w:sz w:val="28"/>
-          <w:szCs w:val="28"/>
-        </w:rPr>
-      </w:pPr>
-      <w:r>
-        <w:rPr>
-          <w:rFonts w:eastAsia="Times New Roman" w:cs="Times New Roman"/>
-          <w:color w:val="000000"/>
-          <w:sz w:val="28"/>
-          <w:szCs w:val="28"/>
-        </w:rPr>
-        <w:t>Преподаватель: </w:t>
-      </w:r>
-    </w:p>
-    <w:p>
-      <w:pPr>
-        <w:pBdr>
-          <w:top w:val="nil"/>
-          <w:left w:val="nil"/>
-          <w:bottom w:val="nil"/>
-          <w:right w:val="nil"/>
-          <w:between w:val="nil"/>
-        </w:pBdr>
-        <w:ind w:left="5670" w:hanging="840"/>
-        <w:rPr>
-          <w:rFonts w:eastAsia="Quattrocento Sans" w:cs="Times New Roman"/>
-          <w:color w:val="000000"/>
-          <w:sz w:val="28"/>
-          <w:szCs w:val="28"/>
-        </w:rPr>
-      </w:pPr>
-      <w:proofErr w:type="spellStart"/>
-      <w:r>
-        <w:rPr>
-          <w:rFonts w:eastAsia="Times New Roman" w:cs="Times New Roman"/>
-          <w:sz w:val="28"/>
-          <w:szCs w:val="28"/>
-        </w:rPr>
-        <w:t>Долженкова</w:t>
-      </w:r>
-      <w:proofErr w:type="spellEnd"/>
-      <w:r>
-        <w:rPr>
-          <w:rFonts w:eastAsia="Times New Roman" w:cs="Times New Roman"/>
-          <w:sz w:val="28"/>
-          <w:szCs w:val="28"/>
-        </w:rPr>
-        <w:t xml:space="preserve"> М.Л.</w:t>
-      </w:r>
-    </w:p>
-    <w:p>
-      <w:pPr>
-        <w:pBdr>
-          <w:top w:val="nil"/>
-          <w:left w:val="nil"/>
-          <w:bottom w:val="nil"/>
-          <w:right w:val="nil"/>
-          <w:between w:val="nil"/>
-        </w:pBdr>
-        <w:ind w:left="5670" w:hanging="840"/>
-        <w:rPr>
-          <w:rFonts w:eastAsia="Quattrocento Sans" w:cs="Times New Roman"/>
-          <w:color w:val="000000"/>
-          <w:sz w:val="28"/>
-          <w:szCs w:val="28"/>
-        </w:rPr>
-      </w:pPr>
-      <w:r>
-        <w:rPr>
-          <w:rFonts w:eastAsia="Times New Roman" w:cs="Times New Roman"/>
-          <w:color w:val="000000"/>
-          <w:sz w:val="28"/>
-          <w:szCs w:val="28"/>
-        </w:rPr>
-        <w:t> </w:t>
-      </w:r>
-    </w:p>
-    <w:p>
-      <w:pPr>
-        <w:pBdr>
-          <w:top w:val="nil"/>
-          <w:left w:val="nil"/>
-          <w:bottom w:val="nil"/>
-          <w:right w:val="nil"/>
-          <w:between w:val="nil"/>
-        </w:pBdr>
-        <w:rPr>
-          <w:rFonts w:eastAsia="Times New Roman" w:cs="Times New Roman"/>
-          <w:color w:val="000000"/>
-          <w:sz w:val="28"/>
-          <w:szCs w:val="28"/>
-        </w:rPr>
-      </w:pPr>
-      <w:r>
-        <w:rPr>
-          <w:rFonts w:eastAsia="Times New Roman" w:cs="Times New Roman"/>
-          <w:color w:val="000000"/>
-          <w:sz w:val="28"/>
-          <w:szCs w:val="28"/>
-        </w:rPr>
-        <w:t> </w:t>
-      </w:r>
-    </w:p>
-    <w:p>
-      <w:pPr>
-        <w:pBdr>
-          <w:top w:val="nil"/>
-          <w:left w:val="nil"/>
-          <w:bottom w:val="nil"/>
-          <w:right w:val="nil"/>
-          <w:between w:val="nil"/>
-        </w:pBdr>
-        <w:rPr>
-          <w:rFonts w:eastAsia="Times New Roman" w:cs="Times New Roman"/>
-          <w:color w:val="000000"/>
-          <w:sz w:val="28"/>
-          <w:szCs w:val="28"/>
-        </w:rPr>
-      </w:pPr>
-    </w:p>
-    <w:p>
-      <w:pPr>
-        <w:pBdr>
-          <w:top w:val="nil"/>
-          <w:left w:val="nil"/>
-          <w:bottom w:val="nil"/>
-          <w:right w:val="nil"/>
-          <w:between w:val="nil"/>
-        </w:pBdr>
-        <w:ind w:firstLine="0"/>
-        <w:rPr>
-          <w:rFonts w:eastAsia="Times New Roman" w:cs="Times New Roman"/>
-          <w:color w:val="000000"/>
-          <w:sz w:val="28"/>
-          <w:szCs w:val="28"/>
-        </w:rPr>
-      </w:pPr>
-    </w:p>
-    <w:p>
-      <w:pPr>
-        <w:pBdr>
-          <w:top w:val="nil"/>
-          <w:left w:val="nil"/>
-          <w:bottom w:val="nil"/>
-          <w:right w:val="nil"/>
-          <w:between w:val="nil"/>
-        </w:pBdr>
-        <w:ind w:firstLine="0"/>
-        <w:jc w:val="center"/>
-        <w:rPr>
-          <w:rFonts w:eastAsia="Quattrocento Sans" w:cs="Times New Roman"/>
-          <w:color w:val="000000"/>
-          <w:sz w:val="28"/>
-          <w:szCs w:val="28"/>
-        </w:rPr>
-      </w:pPr>
-      <w:r>
-        <w:rPr>
-          <w:rFonts w:eastAsia="Times New Roman" w:cs="Times New Roman"/>
-          <w:color w:val="000000"/>
-          <w:sz w:val="28"/>
-          <w:szCs w:val="28"/>
-        </w:rPr>
-        <w:t>Киров</w:t>
-      </w:r>
-    </w:p>
-    <w:p>
-      <w:pPr>
-        <w:ind w:firstLine="0"/>
-        <w:jc w:val="center"/>
-        <w:rPr>
-          <w:rFonts w:cs="Times New Roman"/>
-          <w:sz w:val="28"/>
-          <w:szCs w:val="28"/>
-        </w:rPr>
-      </w:pPr>
-      <w:bookmarkStart w:id="2" w:name="_gjdgxs" w:colFirst="0" w:colLast="0"/>
-      <w:bookmarkEnd w:id="2"/>
-      <w:r>
-        <w:rPr>
-          <w:rFonts w:cs="Times New Roman"/>
-          <w:color w:val="000000"/>
-          <w:sz w:val="28"/>
-          <w:szCs w:val="28"/>
-        </w:rPr>
-        <w:t>202</w:t>
-      </w:r>
-      <w:r>
-        <w:rPr>
-          <w:rFonts w:cs="Times New Roman"/>
-          <w:color w:val="000000"/>
-          <w:sz w:val="28"/>
-          <w:szCs w:val="28"/>
-        </w:rPr>
-        <w:t>6</w:t>
-      </w:r>
+        <w:pStyle w:val="1"/>
+        <w:spacing w:before="0" w:after="240"/>
+        <w:ind w:left="0" w:firstLine="709"/>
+        <w:rPr>
+          <w:sz w:val="28"/>
+          <w:szCs w:val="40"/>
+        </w:rPr>
+      </w:pPr>
+      <w:bookmarkStart w:id="0" w:name="_GoBack"/>
       <w:bookmarkEnd w:id="0"/>
-      <w:bookmarkEnd w:id="1"/>
-    </w:p>
-    <w:p>
-      <w:pPr>
-        <w:pStyle w:val="1"/>
-        <w:spacing w:after="240"/>
-        <w:ind w:left="0" w:firstLine="709"/>
+      <w:r>
         <w:rPr>
           <w:sz w:val="28"/>
           <w:szCs w:val="40"/>
         </w:rPr>
-      </w:pPr>
-      <w:r>
-        <w:rPr>
-          <w:sz w:val="28"/>
-          <w:szCs w:val="40"/>
-        </w:rPr>
-        <w:lastRenderedPageBreak/>
         <w:t>Бизнес-проблема</w:t>
       </w:r>
     </w:p>
@@ -1363,17 +543,8 @@
           <w:sz w:val="28"/>
           <w:szCs w:val="24"/>
         </w:rPr>
-        <w:t xml:space="preserve"> и </w:t>
-      </w:r>
-      <w:proofErr w:type="spellStart"/>
-      <w:r>
-        <w:rPr>
-          <w:sz w:val="28"/>
-          <w:szCs w:val="24"/>
-        </w:rPr>
-        <w:t>тп</w:t>
-      </w:r>
-      <w:proofErr w:type="spellEnd"/>
+        <w:t xml:space="preserve"> и тп</w:t>
+      </w:r>
       <w:r>
         <w:rPr>
           <w:sz w:val="28"/>
@@ -3983,8 +3154,6 @@
               </w:rPr>
               <w:t>Система должна позволять пользователю регистрироваться/авторизироваться.</w:t>
             </w:r>
-            <w:bookmarkStart w:id="3" w:name="_GoBack"/>
-            <w:bookmarkEnd w:id="3"/>
           </w:p>
         </w:tc>
       </w:tr>
